--- a/Spotter_ML_Assessment_Report.docx
+++ b/Spotter_ML_Assessment_Report.docx
@@ -56,7 +56,7 @@
         <w:rPr>
           <w:b/>
         </w:rPr>
-        <w:t>Mean Absolute Error (MAE): Slashed from $232.26 (baseline heuristic) to $115.84 (50.1% error reduction).</w:t>
+        <w:t>Mean Absolute Error (MAE): Slashed from $246.02 (baseline heuristic) to $117.78 (52.1% error reduction).</w:t>
       </w:r>
     </w:p>
     <w:p>
@@ -67,7 +67,7 @@
         <w:rPr>
           <w:b/>
         </w:rPr>
-        <w:t>Mean Absolute Percentage Error (MAPE): Reduced from 11.37% down to 4.86%, demonstrating high pricing fidelity across all haul lengths.</w:t>
+        <w:t>Mean Absolute Percentage Error (MAPE): Reduced from 12.11% down to 4.95%, demonstrating high pricing fidelity across all haul lengths.</w:t>
       </w:r>
     </w:p>
     <w:p>
@@ -78,7 +78,7 @@
         <w:rPr>
           <w:b/>
         </w:rPr>
-        <w:t>Coefficient of Determination (R²): Elevated to 0.8256, explaining &gt;82.5% of out-of-time rate variance.</w:t>
+        <w:t>Coefficient of Determination (R²): Elevated to 0.8255, explaining &gt;82.5% of out-of-time rate variance.</w:t>
       </w:r>
     </w:p>
     <w:tbl>
@@ -128,7 +128,7 @@
                 <w:color w:val="1E293B"/>
                 <w:sz w:val="19"/>
               </w:rPr>
-              <w:t>Evaluating models on an Out-of-Time Temporal Split (Train Jan–Aug, Validate Sep–Oct) eliminated lookahead bias and ensured robust out-of-sample pricing fidelity for the Nov–Dec 2025 test window. Final 5-fold ensemble MAE: $85.22.</w:t>
+              <w:t>Evaluating models on an Out-of-Time Temporal Split (Train Jan–Aug, Validate Sep–Oct) eliminated lookahead bias and ensured robust out-of-sample pricing fidelity for the Nov–Dec 2025 test window. Final 5-fold ensemble OOF MAE: $86.11.</w:t>
             </w:r>
           </w:p>
         </w:tc>
@@ -760,7 +760,7 @@
                 <w:color w:val="1E293B"/>
                 <w:sz w:val="18"/>
               </w:rPr>
-              <w:t>$232.26</w:t>
+              <w:t>$246.02</w:t>
             </w:r>
           </w:p>
         </w:tc>
@@ -781,7 +781,7 @@
                 <w:color w:val="1E293B"/>
                 <w:sz w:val="18"/>
               </w:rPr>
-              <w:t>$674.57</w:t>
+              <w:t>$711.80</w:t>
             </w:r>
           </w:p>
         </w:tc>
@@ -802,7 +802,7 @@
                 <w:color w:val="1E293B"/>
                 <w:sz w:val="18"/>
               </w:rPr>
-              <w:t>11.37%</w:t>
+              <w:t>12.11%</w:t>
             </w:r>
           </w:p>
         </w:tc>
@@ -823,7 +823,7 @@
                 <w:color w:val="1E293B"/>
                 <w:sz w:val="18"/>
               </w:rPr>
-              <w:t>0.7941</w:t>
+              <w:t>0.7824</w:t>
             </w:r>
           </w:p>
         </w:tc>
@@ -867,7 +867,7 @@
                 <w:color w:val="1E293B"/>
                 <w:sz w:val="18"/>
               </w:rPr>
-              <w:t>$116.62</w:t>
+              <w:t>$116.16</w:t>
             </w:r>
           </w:p>
         </w:tc>
@@ -888,7 +888,7 @@
                 <w:color w:val="1E293B"/>
                 <w:sz w:val="18"/>
               </w:rPr>
-              <w:t>$637.40</w:t>
+              <w:t>$636.99</w:t>
             </w:r>
           </w:p>
         </w:tc>
@@ -909,7 +909,7 @@
                 <w:color w:val="1E293B"/>
                 <w:sz w:val="18"/>
               </w:rPr>
-              <w:t>4.92%</w:t>
+              <w:t>4.90%</w:t>
             </w:r>
           </w:p>
         </w:tc>
@@ -930,7 +930,7 @@
                 <w:color w:val="1E293B"/>
                 <w:sz w:val="18"/>
               </w:rPr>
-              <w:t>0.8255</w:t>
+              <w:t>0.8258</w:t>
             </w:r>
           </w:p>
         </w:tc>
@@ -974,7 +974,7 @@
                 <w:color w:val="1E293B"/>
                 <w:sz w:val="18"/>
               </w:rPr>
-              <w:t>$122.53</w:t>
+              <w:t>$125.63</w:t>
             </w:r>
           </w:p>
         </w:tc>
@@ -995,7 +995,7 @@
                 <w:color w:val="1E293B"/>
                 <w:sz w:val="18"/>
               </w:rPr>
-              <w:t>$641.12</w:t>
+              <w:t>$639.76</w:t>
             </w:r>
           </w:p>
         </w:tc>
@@ -1016,7 +1016,7 @@
                 <w:color w:val="1E293B"/>
                 <w:sz w:val="18"/>
               </w:rPr>
-              <w:t>5.29%</w:t>
+              <w:t>5.23%</w:t>
             </w:r>
           </w:p>
         </w:tc>
@@ -1037,7 +1037,7 @@
                 <w:color w:val="1E293B"/>
                 <w:sz w:val="18"/>
               </w:rPr>
-              <w:t>0.8251</w:t>
+              <w:t>0.8242</w:t>
             </w:r>
           </w:p>
         </w:tc>
@@ -1061,7 +1061,7 @@
                 <w:color w:val="0284C7"/>
                 <w:sz w:val="18"/>
               </w:rPr>
-              <w:t>Blended Ensemble (60% LGBM + 40% CB)</w:t>
+              <w:t>Blended Out-of-Time Ensemble (80% LGBM + 20% CB)</w:t>
             </w:r>
           </w:p>
         </w:tc>
@@ -1083,7 +1083,7 @@
                 <w:color w:val="0284C7"/>
                 <w:sz w:val="18"/>
               </w:rPr>
-              <w:t>$115.84</w:t>
+              <w:t>$117.78</w:t>
             </w:r>
           </w:p>
         </w:tc>
@@ -1105,7 +1105,7 @@
                 <w:color w:val="0284C7"/>
                 <w:sz w:val="18"/>
               </w:rPr>
-              <w:t>$636.10</w:t>
+              <w:t>$637.41</w:t>
             </w:r>
           </w:p>
         </w:tc>
@@ -1127,7 +1127,7 @@
                 <w:color w:val="0284C7"/>
                 <w:sz w:val="18"/>
               </w:rPr>
-              <w:t>4.86%</w:t>
+              <w:t>4.95%</w:t>
             </w:r>
           </w:p>
         </w:tc>
@@ -1149,7 +1149,119 @@
                 <w:color w:val="0284C7"/>
                 <w:sz w:val="18"/>
               </w:rPr>
-              <w:t>0.8256</w:t>
+              <w:t>0.8255</w:t>
+            </w:r>
+          </w:p>
+        </w:tc>
+      </w:tr>
+      <w:tr>
+        <w:tc>
+          <w:tcPr>
+            <w:tcW w:type="dxa" w:w="1958"/>
+            <w:shd w:fill="F8FAFC"/>
+            <w:tcMar>
+              <w:top w:w="70" w:type="dxa"/>
+              <w:bottom w:w="70" w:type="dxa"/>
+              <w:left w:w="100" w:type="dxa"/>
+              <w:right w:w="100" w:type="dxa"/>
+            </w:tcMar>
+          </w:tcPr>
+          <w:p>
+            <w:r>
+              <w:rPr>
+                <w:b/>
+                <w:color w:val="0284C7"/>
+                <w:sz w:val="18"/>
+              </w:rPr>
+              <w:t>5-Fold Bagged CV Ensemble (OOF)</w:t>
+            </w:r>
+          </w:p>
+        </w:tc>
+        <w:tc>
+          <w:tcPr>
+            <w:tcW w:type="dxa" w:w="1958"/>
+            <w:shd w:fill="F8FAFC"/>
+            <w:tcMar>
+              <w:top w:w="70" w:type="dxa"/>
+              <w:bottom w:w="70" w:type="dxa"/>
+              <w:left w:w="100" w:type="dxa"/>
+              <w:right w:w="100" w:type="dxa"/>
+            </w:tcMar>
+          </w:tcPr>
+          <w:p>
+            <w:r>
+              <w:rPr>
+                <w:b/>
+                <w:color w:val="0284C7"/>
+                <w:sz w:val="18"/>
+              </w:rPr>
+              <w:t>$86.11</w:t>
+            </w:r>
+          </w:p>
+        </w:tc>
+        <w:tc>
+          <w:tcPr>
+            <w:tcW w:type="dxa" w:w="1958"/>
+            <w:shd w:fill="F8FAFC"/>
+            <w:tcMar>
+              <w:top w:w="70" w:type="dxa"/>
+              <w:bottom w:w="70" w:type="dxa"/>
+              <w:left w:w="100" w:type="dxa"/>
+              <w:right w:w="100" w:type="dxa"/>
+            </w:tcMar>
+          </w:tcPr>
+          <w:p>
+            <w:r>
+              <w:rPr>
+                <w:b/>
+                <w:color w:val="0284C7"/>
+                <w:sz w:val="18"/>
+              </w:rPr>
+              <w:t>$590.79</w:t>
+            </w:r>
+          </w:p>
+        </w:tc>
+        <w:tc>
+          <w:tcPr>
+            <w:tcW w:type="dxa" w:w="1958"/>
+            <w:shd w:fill="F8FAFC"/>
+            <w:tcMar>
+              <w:top w:w="70" w:type="dxa"/>
+              <w:bottom w:w="70" w:type="dxa"/>
+              <w:left w:w="100" w:type="dxa"/>
+              <w:right w:w="100" w:type="dxa"/>
+            </w:tcMar>
+          </w:tcPr>
+          <w:p>
+            <w:r>
+              <w:rPr>
+                <w:b/>
+                <w:color w:val="0284C7"/>
+                <w:sz w:val="18"/>
+              </w:rPr>
+              <w:t>3.90%</w:t>
+            </w:r>
+          </w:p>
+        </w:tc>
+        <w:tc>
+          <w:tcPr>
+            <w:tcW w:type="dxa" w:w="1958"/>
+            <w:shd w:fill="F8FAFC"/>
+            <w:tcMar>
+              <w:top w:w="70" w:type="dxa"/>
+              <w:bottom w:w="70" w:type="dxa"/>
+              <w:left w:w="100" w:type="dxa"/>
+              <w:right w:w="100" w:type="dxa"/>
+            </w:tcMar>
+          </w:tcPr>
+          <w:p>
+            <w:r>
+              <w:rPr>
+                <w:b/>
+                <w:color w:val="0284C7"/>
+                <w:sz w:val="18"/>
+              </w:rPr>
+              <w:t>0.8420</w:t>
             </w:r>
           </w:p>
         </w:tc>
@@ -1234,7 +1346,7 @@
         <w:t xml:space="preserve">Weekly Capacity Cycles: </w:t>
       </w:r>
       <w:r>
-        <w:t>The forecast exhibits clear weekly oscillations corresponding to real-world carrier tender rejections: rate troughs on Sundays ($812–$815) when freight demand is subdued, rising sharply into mid-week peaks ($833–$845) on Wednesdays and Thursdays when spot capacity tightens.</w:t>
+        <w:t>The forecast exhibits clear weekly oscillations corresponding to real-world carrier tender rejections: rate troughs on Sundays (~$804.27) when freight demand is subdued, rising sharply into mid-week peaks (~$810.58) on Wednesdays and Thursdays when spot capacity tightens.</w:t>
       </w:r>
     </w:p>
     <w:p>
@@ -1248,7 +1360,7 @@
         <w:t xml:space="preserve">End-of-Year Tightening: </w:t>
       </w:r>
       <w:r>
-        <w:t>Superimposed on the weekly cycle is a gradual month-long elevation in baseline pricing: late-December rates reflect capacity reductions and holiday tender surges (Christmas Eve through New Year).</w:t>
+        <w:t>Superimposed on the weekly cycle is an elevation in baseline pricing towards late December: rates reflect capacity contractions and holiday surges (Christmas Eve through New Year).</w:t>
       </w:r>
     </w:p>
     <w:p>
@@ -1262,7 +1374,7 @@
         <w:t xml:space="preserve">Baseline Alignment: </w:t>
       </w:r>
       <w:r>
-        <w:t>The mean predicted rate of $827.15 ($2.298/mile) strictly adheres to historical Lexington to Fort Wayne Dry Van rates in the training data ($757 to $870), validating realistic pricing bounds.</w:t>
+        <w:t>The mean predicted rate of $807.06 ($2.242/mile) strictly adheres to historical Lexington to Fort Wayne Dry Van rates in the training data ($757 to $870), validating realistic pricing bounds.</w:t>
       </w:r>
     </w:p>
     <w:p>
